--- a/Dataset/generated_documents/maintenance/MNT_EVT-051.docx
+++ b/Dataset/generated_documents/maintenance/MNT_EVT-051.docx
@@ -37,7 +37,7 @@
           <w:b/>
           <w:sz w:val="32"/>
         </w:rPr>
-        <w:t>Maintenance Activity Report</w:t>
+        <w:t>Emergency Maintenance Report</w:t>
       </w:r>
     </w:p>
     <w:p/>
@@ -77,7 +77,7 @@
           </w:tcPr>
           <w:p>
             <w:r>
-              <w:t>26C1431E</w:t>
+              <w:t>A44A924C</w:t>
             </w:r>
           </w:p>
         </w:tc>
@@ -209,7 +209,7 @@
           </w:tcPr>
           <w:p>
             <w:r>
-              <w:t>14-Jul-2026 20:10</w:t>
+              <w:t>15-Jul-2026 13:05</w:t>
             </w:r>
           </w:p>
         </w:tc>
@@ -619,12 +619,12 @@
     <w:p>
       <w:r>
         <w:br/>
-        <w:t>Maintenance request received from</w:t>
+        <w:t>An unexpected equipment failure occurred on</w:t>
         <w:br/>
-        <w:t>Quality department.</w:t>
+        <w:t>Air Compressor.</w:t>
         <w:br/>
         <w:br/>
-        <w:t>Issue:</w:t>
+        <w:t>Observed Problem:</w:t>
         <w:br/>
         <w:br/>
         <w:t>Routine inspection</w:t>
@@ -642,19 +642,19 @@
     <w:p>
       <w:r>
         <w:br/>
-        <w:t>Inspection Summary</w:t>
+        <w:t>Inspection observations:</w:t>
         <w:br/>
         <w:br/>
-        <w:t>Priority :</w:t>
+        <w:t>Root Cause Category:</w:t>
         <w:br/>
         <w:br/>
-        <w:t>High</w:t>
+        <w:t>Instrumentation</w:t>
         <w:br/>
         <w:br/>
-        <w:t>Severity :</w:t>
+        <w:t>Downtime:</w:t>
         <w:br/>
         <w:br/>
-        <w:t>Medium</w:t>
+        <w:t>3 Hours</w:t>
         <w:br/>
       </w:r>
     </w:p>
@@ -669,16 +669,16 @@
     <w:p>
       <w:r>
         <w:br/>
-        <w:t>Maintenance activities completed.</w:t>
+        <w:t>Emergency maintenance carried out.</w:t>
         <w:br/>
         <w:br/>
-        <w:t>Corrective action:</w:t>
+        <w:t>Action Taken:</w:t>
         <w:br/>
         <w:br/>
         <w:t>Passed</w:t>
         <w:br/>
         <w:br/>
-        <w:t>Equipment performance verified.</w:t>
+        <w:t>Equipment returned to service.</w:t>
         <w:br/>
       </w:r>
     </w:p>
@@ -718,7 +718,7 @@
     </w:p>
     <w:p>
       <w:r>
-        <w:t>Equipment was electrically isolated before repair.</w:t>
+        <w:t>Permit To Work (PTW) was verified before maintenance.</w:t>
       </w:r>
     </w:p>
     <w:p>
@@ -731,7 +731,7 @@
     </w:p>
     <w:p>
       <w:r>
-        <w:t>Pressure Gauge</w:t>
+        <w:t>Grease Gun</w:t>
       </w:r>
     </w:p>
     <w:p>
@@ -1238,7 +1238,7 @@
     </w:p>
     <w:p>
       <w:r>
-        <w:t>Check lubrication schedule.</w:t>
+        <w:t>Perform vibration analysis after one week.</w:t>
       </w:r>
     </w:p>
     <w:p/>
